--- a/שאלות לראיון - מוגבלות בלתי נראית.docx
+++ b/שאלות לראיון - מוגבלות בלתי נראית.docx
@@ -229,7 +229,7 @@
           <w:szCs w:val="24"/>
           <w:rtl/>
         </w:rPr>
-        <w:t xml:space="preserve">לא לשפוט, לא להביע דעה ולא לתת עצות. להקשיב, ולתת לשתיקות להימשך. כשהתשובה כללית, לבקש דוגמה: "תוכל/י לספר על פעם אחת שזה קרה?". אפשר להוסיף שאלות המשך לפי מה שעולה, אבל שמונה השאלות המרכזיות נשאלות בנוסח הזה, כי אותו נוסח ישמש בראיון עם ה-AI.</w:t>
+        <w:t xml:space="preserve">לא לשפוט, לא להביע דעה ולא לתת עצות. להקשיב, ולתת לשתיקות להימשך. כשהתשובה כללית, לבקש דוגמה: "תוכל/י לספר על פעם אחת שזה קרה?". שמונה השאלות נשאלות בנוסח הזה, כי אותו נוסח ישמש גם בראיון עם ה-AI.</w:t>
       </w:r>
     </w:p>
     <w:p>
@@ -255,22 +255,6 @@
     </w:p>
     <w:p>
       <w:pPr>
-        <w:bidi/>
-        <w:spacing w:after="60" w:before="0" w:line="360"/>
-        <w:jc w:val="both"/>
-      </w:pPr>
-      <w:r>
-        <w:rPr>
-          <w:rFonts w:ascii="David" w:cs="David" w:eastAsia="David" w:hAnsi="David"/>
-          <w:sz w:val="24"/>
-          <w:szCs w:val="24"/>
-          <w:rtl/>
-        </w:rPr>
-        <w:t xml:space="preserve">שאלות ההמשך מתחת לכל שאלה הן אפשרויות בלבד. משתמשים בהן רק אם צריך.</w:t>
-      </w:r>
-    </w:p>
-    <w:p>
-      <w:pPr>
         <w:keepNext/>
         <w:bidi/>
         <w:spacing w:after="40" w:before="120" w:line="360"/>
@@ -300,23 +284,6 @@
     <w:p>
       <w:pPr>
         <w:bidi/>
-        <w:spacing w:after="20" w:before="0" w:line="360"/>
-        <w:ind w:start="567"/>
-        <w:jc w:val="both"/>
-      </w:pPr>
-      <w:r>
-        <w:rPr>
-          <w:rFonts w:ascii="David" w:cs="David" w:eastAsia="David" w:hAnsi="David"/>
-          <w:sz w:val="24"/>
-          <w:szCs w:val="24"/>
-          <w:rtl/>
-        </w:rPr>
-        <w:t xml:space="preserve">המשך: מתי זה התחיל? איך הגעת לאבחון? איך נראה יום טוב ואיך נראה יום קשה?</w:t>
-      </w:r>
-    </w:p>
-    <w:p>
-      <w:pPr>
-        <w:bidi/>
         <w:spacing w:after="120" w:before="0" w:line="360"/>
         <w:jc w:val="both"/>
       </w:pPr>
@@ -361,23 +328,6 @@
     <w:p>
       <w:pPr>
         <w:bidi/>
-        <w:spacing w:after="20" w:before="0" w:line="360"/>
-        <w:ind w:start="567"/>
-        <w:jc w:val="both"/>
-      </w:pPr>
-      <w:r>
-        <w:rPr>
-          <w:rFonts w:ascii="David" w:cs="David" w:eastAsia="David" w:hAnsi="David"/>
-          <w:sz w:val="24"/>
-          <w:szCs w:val="24"/>
-          <w:rtl/>
-        </w:rPr>
-        <w:t xml:space="preserve">המשך: באיזה תחום זה מורגש הכי הרבה? תוכל/י לתת דוגמה מהשבוע האחרון?</w:t>
-      </w:r>
-    </w:p>
-    <w:p>
-      <w:pPr>
-        <w:bidi/>
         <w:spacing w:after="120" w:before="0" w:line="360"/>
         <w:jc w:val="both"/>
       </w:pPr>
@@ -422,23 +372,6 @@
     <w:p>
       <w:pPr>
         <w:bidi/>
-        <w:spacing w:after="20" w:before="0" w:line="360"/>
-        <w:ind w:start="567"/>
-        <w:jc w:val="both"/>
-      </w:pPr>
-      <w:r>
-        <w:rPr>
-          <w:rFonts w:ascii="David" w:cs="David" w:eastAsia="David" w:hAnsi="David"/>
-          <w:sz w:val="24"/>
-          <w:szCs w:val="24"/>
-          <w:rtl/>
-        </w:rPr>
-        <w:t xml:space="preserve">המשך: כשמשהו לא מצליח, למה את/ה מייחס/ת את זה? מה עוזר לך להתמודד ומה מקשה עליך?</w:t>
-      </w:r>
-    </w:p>
-    <w:p>
-      <w:pPr>
-        <w:bidi/>
         <w:spacing w:after="120" w:before="0" w:line="360"/>
         <w:jc w:val="both"/>
       </w:pPr>
@@ -483,23 +416,6 @@
     <w:p>
       <w:pPr>
         <w:bidi/>
-        <w:spacing w:after="20" w:before="0" w:line="360"/>
-        <w:ind w:start="567"/>
-        <w:jc w:val="both"/>
-      </w:pPr>
-      <w:r>
-        <w:rPr>
-          <w:rFonts w:ascii="David" w:cs="David" w:eastAsia="David" w:hAnsi="David"/>
-          <w:sz w:val="24"/>
-          <w:szCs w:val="24"/>
-          <w:rtl/>
-        </w:rPr>
-        <w:t xml:space="preserve">המשך: האם חווית חוסר הבנה, דעות קדומות או אפליה? איזו תמיכה את/ה מקבל/ת, ומה היית רוצה שישתנה?</w:t>
-      </w:r>
-    </w:p>
-    <w:p>
-      <w:pPr>
-        <w:bidi/>
         <w:spacing w:after="120" w:before="0" w:line="360"/>
         <w:jc w:val="both"/>
       </w:pPr>
@@ -544,23 +460,6 @@
     <w:p>
       <w:pPr>
         <w:bidi/>
-        <w:spacing w:after="20" w:before="0" w:line="360"/>
-        <w:ind w:start="567"/>
-        <w:jc w:val="both"/>
-      </w:pPr>
-      <w:r>
-        <w:rPr>
-          <w:rFonts w:ascii="David" w:cs="David" w:eastAsia="David" w:hAnsi="David"/>
-          <w:sz w:val="24"/>
-          <w:szCs w:val="24"/>
-          <w:rtl/>
-        </w:rPr>
-        <w:t xml:space="preserve">המשך: ספר/י על פעם שסיפרת. איך הגיבו? זה שונה בעבודה, בלימודים, בזוגיות?</w:t>
-      </w:r>
-    </w:p>
-    <w:p>
-      <w:pPr>
-        <w:bidi/>
         <w:spacing w:after="120" w:before="0" w:line="360"/>
         <w:jc w:val="both"/>
       </w:pPr>
@@ -605,23 +504,6 @@
     <w:p>
       <w:pPr>
         <w:bidi/>
-        <w:spacing w:after="20" w:before="0" w:line="360"/>
-        <w:ind w:start="567"/>
-        <w:jc w:val="both"/>
-      </w:pPr>
-      <w:r>
-        <w:rPr>
-          <w:rFonts w:ascii="David" w:cs="David" w:eastAsia="David" w:hAnsi="David"/>
-          <w:sz w:val="24"/>
-          <w:szCs w:val="24"/>
-          <w:rtl/>
-        </w:rPr>
-        <w:t xml:space="preserve">המשך: מה ההסתרה דרשה ממך? מה היה קורה, לדעתך, אם היו יודעים?</w:t>
-      </w:r>
-    </w:p>
-    <w:p>
-      <w:pPr>
-        <w:bidi/>
         <w:spacing w:after="120" w:before="0" w:line="360"/>
         <w:jc w:val="both"/>
       </w:pPr>
@@ -666,23 +548,6 @@
     <w:p>
       <w:pPr>
         <w:bidi/>
-        <w:spacing w:after="20" w:before="0" w:line="360"/>
-        <w:ind w:start="567"/>
-        <w:jc w:val="both"/>
-      </w:pPr>
-      <w:r>
-        <w:rPr>
-          <w:rFonts w:ascii="David" w:cs="David" w:eastAsia="David" w:hAnsi="David"/>
-          <w:sz w:val="24"/>
-          <w:szCs w:val="24"/>
-          <w:rtl/>
-        </w:rPr>
-        <w:t xml:space="preserve">המשך: היו מצבים שלא האמינו לך? מצבים שבהם דווקא נוח שלא רואים?</w:t>
-      </w:r>
-    </w:p>
-    <w:p>
-      <w:pPr>
-        <w:bidi/>
         <w:spacing w:after="120" w:before="0" w:line="360"/>
         <w:jc w:val="both"/>
       </w:pPr>
@@ -727,23 +592,6 @@
     <w:p>
       <w:pPr>
         <w:bidi/>
-        <w:spacing w:after="20" w:before="0" w:line="360"/>
-        <w:ind w:start="567"/>
-        <w:jc w:val="both"/>
-      </w:pPr>
-      <w:r>
-        <w:rPr>
-          <w:rFonts w:ascii="David" w:cs="David" w:eastAsia="David" w:hAnsi="David"/>
-          <w:sz w:val="24"/>
-          <w:szCs w:val="24"/>
-          <w:rtl/>
-        </w:rPr>
-        <w:t xml:space="preserve">המשך: האם יש דברים חיוביים, יכולות או תובנות שפיתחת בעקבות ההתמודדות?</w:t>
-      </w:r>
-    </w:p>
-    <w:p>
-      <w:pPr>
-        <w:bidi/>
         <w:spacing w:after="120" w:before="0" w:line="360"/>
         <w:jc w:val="both"/>
       </w:pPr>
@@ -773,7 +621,7 @@
           <w:szCs w:val="24"/>
           <w:rtl/>
         </w:rPr>
-        <w:t xml:space="preserve">סיום.</w:t>
+        <w:t xml:space="preserve">לסיום (לפי ההנחיות, לא נספרת בשמונה).</w:t>
       </w:r>
       <w:r>
         <w:rPr>

--- a/שאלות לראיון - מוגבלות בלתי נראית.docx
+++ b/שאלות לראיון - מוגבלות בלתי נראית.docx
@@ -229,7 +229,7 @@
           <w:szCs w:val="24"/>
           <w:rtl/>
         </w:rPr>
-        <w:t xml:space="preserve">לא לשפוט, לא להביע דעה ולא לתת עצות. להקשיב, ולתת לשתיקות להימשך. כשהתשובה כללית, לבקש דוגמה: "תוכל/י לספר על פעם אחת שזה קרה?". שמונה השאלות נשאלות בנוסח הזה, כי אותו נוסח ישמש גם בראיון עם ה-AI.</w:t>
+        <w:t xml:space="preserve">לא לשפוט, לא להביע דעה ולא לתת עצות. להקשיב, ולתת לשתיקות להימשך. כשהתשובה כללית, לבקש דוגמה: "תוכל/י לספר על פעם אחת שזה קרה?". שמונה השאלות המרכזיות נשאלות בנוסח הזה, כי אותו נוסח ישמש גם בראיון עם ה-AI. שאלות המשך מותרות לפי מה שעולה בשיחה.</w:t>
       </w:r>
     </w:p>
     <w:p>
@@ -255,6 +255,22 @@
     </w:p>
     <w:p>
       <w:pPr>
+        <w:bidi/>
+        <w:spacing w:after="60" w:before="0" w:line="360"/>
+        <w:jc w:val="both"/>
+      </w:pPr>
+      <w:r>
+        <w:rPr>
+          <w:rFonts w:ascii="David" w:cs="David" w:eastAsia="David" w:hAnsi="David"/>
+          <w:sz w:val="24"/>
+          <w:szCs w:val="24"/>
+          <w:rtl/>
+        </w:rPr>
+        <w:t xml:space="preserve">לפי ההנחיות: נבחרו 8 שאלות מתוך הרשימה (נדרשות 7-8), ובסוף נשאלת שאלת סיום. מותר להוסיף שאלות המשך לפי התשובות ולבקש דוגמאות אישיות.</w:t>
+      </w:r>
+    </w:p>
+    <w:p>
+      <w:pPr>
         <w:keepNext/>
         <w:bidi/>
         <w:spacing w:after="40" w:before="120" w:line="360"/>
@@ -621,7 +637,7 @@
           <w:szCs w:val="24"/>
           <w:rtl/>
         </w:rPr>
-        <w:t xml:space="preserve">לסיום (לפי ההנחיות, לא נספרת בשמונה).</w:t>
+        <w:t xml:space="preserve">שאלת סיום (חובה לפי ההנחיות, בנוסף ל-8 השאלות).</w:t>
       </w:r>
       <w:r>
         <w:rPr>

--- a/שאלות לראיון - מוגבלות בלתי נראית.docx
+++ b/שאלות לראיון - מוגבלות בלתי נראית.docx
@@ -980,6 +980,7 @@
         <w:sz w:val="24"/>
         <w:szCs w:val="24"/>
         <w:rtl/>
+        <w:lang w:val="en-US" w:eastAsia="en-US" w:bidi="he-IL"/>
       </w:rPr>
     </w:rPrDefault>
     <w:pPrDefault/>

--- a/שאלות לראיון - מוגבלות בלתי נראית.docx
+++ b/שאלות לראיון - מוגבלות בלתי נראית.docx
@@ -977,6 +977,7 @@
     <w:rPrDefault>
       <w:rPr>
         <w:rFonts w:ascii="David" w:cs="David" w:eastAsia="David" w:hAnsi="David"/>
+        <w:noProof/>
         <w:sz w:val="24"/>
         <w:szCs w:val="24"/>
         <w:rtl/>

--- a/שאלות לראיון - מוגבלות בלתי נראית.docx
+++ b/שאלות לראיון - מוגבלות בלתי נראית.docx
@@ -11,6 +11,7 @@
       <w:r>
         <w:rPr>
           <w:rFonts w:ascii="David" w:cs="David" w:eastAsia="David" w:hAnsi="David"/>
+          <w:noProof/>
           <w:b/>
           <w:bCs/>
           <w:sz w:val="24"/>
@@ -29,6 +30,7 @@
       <w:r>
         <w:rPr>
           <w:rFonts w:ascii="David" w:cs="David" w:eastAsia="David" w:hAnsi="David"/>
+          <w:noProof/>
           <w:b w:val="false"/>
           <w:sz w:val="22"/>
           <w:szCs w:val="22"/>
@@ -46,6 +48,7 @@
       <w:r>
         <w:rPr>
           <w:rFonts w:ascii="David" w:cs="David" w:eastAsia="David" w:hAnsi="David"/>
+          <w:noProof/>
           <w:b/>
           <w:bCs/>
           <w:sz w:val="32"/>
@@ -64,6 +67,7 @@
       <w:r>
         <w:rPr>
           <w:rFonts w:ascii="David" w:cs="David" w:eastAsia="David" w:hAnsi="David"/>
+          <w:noProof/>
           <w:b w:val="false"/>
           <w:sz w:val="22"/>
           <w:szCs w:val="22"/>
@@ -83,6 +87,7 @@
       <w:r>
         <w:rPr>
           <w:rFonts w:ascii="David" w:cs="David" w:eastAsia="David" w:hAnsi="David"/>
+          <w:noProof/>
           <w:b/>
           <w:bCs/>
           <w:color w:val="000000"/>
@@ -102,6 +107,7 @@
       <w:r>
         <w:rPr>
           <w:rFonts w:ascii="David" w:cs="David" w:eastAsia="David" w:hAnsi="David"/>
+          <w:noProof/>
           <w:sz w:val="24"/>
           <w:szCs w:val="24"/>
           <w:rtl/>
@@ -118,6 +124,7 @@
       <w:r>
         <w:rPr>
           <w:rFonts w:ascii="David" w:cs="David" w:eastAsia="David" w:hAnsi="David"/>
+          <w:noProof/>
           <w:sz w:val="24"/>
           <w:szCs w:val="24"/>
           <w:rtl/>
@@ -134,6 +141,7 @@
       <w:r>
         <w:rPr>
           <w:rFonts w:ascii="David" w:cs="David" w:eastAsia="David" w:hAnsi="David"/>
+          <w:noProof/>
           <w:sz w:val="24"/>
           <w:szCs w:val="24"/>
           <w:rtl/>
@@ -152,6 +160,7 @@
       <w:r>
         <w:rPr>
           <w:rFonts w:ascii="David" w:cs="David" w:eastAsia="David" w:hAnsi="David"/>
+          <w:noProof/>
           <w:b/>
           <w:bCs/>
           <w:color w:val="000000"/>
@@ -172,6 +181,7 @@
       <w:r>
         <w:rPr>
           <w:rFonts w:ascii="David" w:cs="David" w:eastAsia="David" w:hAnsi="David"/>
+          <w:noProof/>
           <w:sz w:val="24"/>
           <w:szCs w:val="24"/>
           <w:rtl/>
@@ -188,6 +198,7 @@
       <w:r>
         <w:rPr>
           <w:rFonts w:ascii="David" w:cs="David" w:eastAsia="David" w:hAnsi="David"/>
+          <w:noProof/>
           <w:sz w:val="24"/>
           <w:szCs w:val="24"/>
           <w:rtl/>
@@ -206,6 +217,7 @@
       <w:r>
         <w:rPr>
           <w:rFonts w:ascii="David" w:cs="David" w:eastAsia="David" w:hAnsi="David"/>
+          <w:noProof/>
           <w:b/>
           <w:bCs/>
           <w:color w:val="000000"/>
@@ -225,6 +237,7 @@
       <w:r>
         <w:rPr>
           <w:rFonts w:ascii="David" w:cs="David" w:eastAsia="David" w:hAnsi="David"/>
+          <w:noProof/>
           <w:sz w:val="24"/>
           <w:szCs w:val="24"/>
           <w:rtl/>
@@ -243,6 +256,7 @@
       <w:r>
         <w:rPr>
           <w:rFonts w:ascii="David" w:cs="David" w:eastAsia="David" w:hAnsi="David"/>
+          <w:noProof/>
           <w:b/>
           <w:bCs/>
           <w:color w:val="000000"/>
@@ -262,6 +276,7 @@
       <w:r>
         <w:rPr>
           <w:rFonts w:ascii="David" w:cs="David" w:eastAsia="David" w:hAnsi="David"/>
+          <w:noProof/>
           <w:sz w:val="24"/>
           <w:szCs w:val="24"/>
           <w:rtl/>
@@ -279,6 +294,7 @@
       <w:r>
         <w:rPr>
           <w:rFonts w:ascii="David" w:cs="David" w:eastAsia="David" w:hAnsi="David"/>
+          <w:noProof/>
           <w:b/>
           <w:bCs/>
           <w:sz w:val="24"/>
@@ -290,6 +306,7 @@
       <w:r>
         <w:rPr>
           <w:rFonts w:ascii="David" w:cs="David" w:eastAsia="David" w:hAnsi="David"/>
+          <w:noProof/>
           <w:sz w:val="24"/>
           <w:szCs w:val="24"/>
           <w:rtl/>
@@ -306,6 +323,7 @@
       <w:r>
         <w:rPr>
           <w:rFonts w:ascii="David" w:cs="David" w:eastAsia="David" w:hAnsi="David"/>
+          <w:noProof/>
           <w:sz w:val="24"/>
           <w:szCs w:val="24"/>
           <w:rtl/>
@@ -323,6 +341,7 @@
       <w:r>
         <w:rPr>
           <w:rFonts w:ascii="David" w:cs="David" w:eastAsia="David" w:hAnsi="David"/>
+          <w:noProof/>
           <w:b/>
           <w:bCs/>
           <w:sz w:val="24"/>
@@ -334,6 +353,7 @@
       <w:r>
         <w:rPr>
           <w:rFonts w:ascii="David" w:cs="David" w:eastAsia="David" w:hAnsi="David"/>
+          <w:noProof/>
           <w:sz w:val="24"/>
           <w:szCs w:val="24"/>
           <w:rtl/>
@@ -350,6 +370,7 @@
       <w:r>
         <w:rPr>
           <w:rFonts w:ascii="David" w:cs="David" w:eastAsia="David" w:hAnsi="David"/>
+          <w:noProof/>
           <w:sz w:val="24"/>
           <w:szCs w:val="24"/>
           <w:rtl/>
@@ -367,6 +388,7 @@
       <w:r>
         <w:rPr>
           <w:rFonts w:ascii="David" w:cs="David" w:eastAsia="David" w:hAnsi="David"/>
+          <w:noProof/>
           <w:b/>
           <w:bCs/>
           <w:sz w:val="24"/>
@@ -378,6 +400,7 @@
       <w:r>
         <w:rPr>
           <w:rFonts w:ascii="David" w:cs="David" w:eastAsia="David" w:hAnsi="David"/>
+          <w:noProof/>
           <w:sz w:val="24"/>
           <w:szCs w:val="24"/>
           <w:rtl/>
@@ -394,6 +417,7 @@
       <w:r>
         <w:rPr>
           <w:rFonts w:ascii="David" w:cs="David" w:eastAsia="David" w:hAnsi="David"/>
+          <w:noProof/>
           <w:sz w:val="24"/>
           <w:szCs w:val="24"/>
           <w:rtl/>
@@ -411,6 +435,7 @@
       <w:r>
         <w:rPr>
           <w:rFonts w:ascii="David" w:cs="David" w:eastAsia="David" w:hAnsi="David"/>
+          <w:noProof/>
           <w:b/>
           <w:bCs/>
           <w:sz w:val="24"/>
@@ -422,6 +447,7 @@
       <w:r>
         <w:rPr>
           <w:rFonts w:ascii="David" w:cs="David" w:eastAsia="David" w:hAnsi="David"/>
+          <w:noProof/>
           <w:sz w:val="24"/>
           <w:szCs w:val="24"/>
           <w:rtl/>
@@ -438,6 +464,7 @@
       <w:r>
         <w:rPr>
           <w:rFonts w:ascii="David" w:cs="David" w:eastAsia="David" w:hAnsi="David"/>
+          <w:noProof/>
           <w:sz w:val="24"/>
           <w:szCs w:val="24"/>
           <w:rtl/>
@@ -455,6 +482,7 @@
       <w:r>
         <w:rPr>
           <w:rFonts w:ascii="David" w:cs="David" w:eastAsia="David" w:hAnsi="David"/>
+          <w:noProof/>
           <w:b/>
           <w:bCs/>
           <w:sz w:val="24"/>
@@ -466,6 +494,7 @@
       <w:r>
         <w:rPr>
           <w:rFonts w:ascii="David" w:cs="David" w:eastAsia="David" w:hAnsi="David"/>
+          <w:noProof/>
           <w:sz w:val="24"/>
           <w:szCs w:val="24"/>
           <w:rtl/>
@@ -482,6 +511,7 @@
       <w:r>
         <w:rPr>
           <w:rFonts w:ascii="David" w:cs="David" w:eastAsia="David" w:hAnsi="David"/>
+          <w:noProof/>
           <w:sz w:val="24"/>
           <w:szCs w:val="24"/>
           <w:rtl/>
@@ -499,6 +529,7 @@
       <w:r>
         <w:rPr>
           <w:rFonts w:ascii="David" w:cs="David" w:eastAsia="David" w:hAnsi="David"/>
+          <w:noProof/>
           <w:b/>
           <w:bCs/>
           <w:sz w:val="24"/>
@@ -510,6 +541,7 @@
       <w:r>
         <w:rPr>
           <w:rFonts w:ascii="David" w:cs="David" w:eastAsia="David" w:hAnsi="David"/>
+          <w:noProof/>
           <w:sz w:val="24"/>
           <w:szCs w:val="24"/>
           <w:rtl/>
@@ -526,6 +558,7 @@
       <w:r>
         <w:rPr>
           <w:rFonts w:ascii="David" w:cs="David" w:eastAsia="David" w:hAnsi="David"/>
+          <w:noProof/>
           <w:sz w:val="24"/>
           <w:szCs w:val="24"/>
           <w:rtl/>
@@ -543,6 +576,7 @@
       <w:r>
         <w:rPr>
           <w:rFonts w:ascii="David" w:cs="David" w:eastAsia="David" w:hAnsi="David"/>
+          <w:noProof/>
           <w:b/>
           <w:bCs/>
           <w:sz w:val="24"/>
@@ -554,6 +588,7 @@
       <w:r>
         <w:rPr>
           <w:rFonts w:ascii="David" w:cs="David" w:eastAsia="David" w:hAnsi="David"/>
+          <w:noProof/>
           <w:sz w:val="24"/>
           <w:szCs w:val="24"/>
           <w:rtl/>
@@ -570,6 +605,7 @@
       <w:r>
         <w:rPr>
           <w:rFonts w:ascii="David" w:cs="David" w:eastAsia="David" w:hAnsi="David"/>
+          <w:noProof/>
           <w:sz w:val="24"/>
           <w:szCs w:val="24"/>
           <w:rtl/>
@@ -587,6 +623,7 @@
       <w:r>
         <w:rPr>
           <w:rFonts w:ascii="David" w:cs="David" w:eastAsia="David" w:hAnsi="David"/>
+          <w:noProof/>
           <w:b/>
           <w:bCs/>
           <w:sz w:val="24"/>
@@ -598,6 +635,7 @@
       <w:r>
         <w:rPr>
           <w:rFonts w:ascii="David" w:cs="David" w:eastAsia="David" w:hAnsi="David"/>
+          <w:noProof/>
           <w:sz w:val="24"/>
           <w:szCs w:val="24"/>
           <w:rtl/>
@@ -614,6 +652,7 @@
       <w:r>
         <w:rPr>
           <w:rFonts w:ascii="David" w:cs="David" w:eastAsia="David" w:hAnsi="David"/>
+          <w:noProof/>
           <w:sz w:val="24"/>
           <w:szCs w:val="24"/>
           <w:rtl/>
@@ -631,6 +670,7 @@
       <w:r>
         <w:rPr>
           <w:rFonts w:ascii="David" w:cs="David" w:eastAsia="David" w:hAnsi="David"/>
+          <w:noProof/>
           <w:b/>
           <w:bCs/>
           <w:sz w:val="24"/>
@@ -642,6 +682,7 @@
       <w:r>
         <w:rPr>
           <w:rFonts w:ascii="David" w:cs="David" w:eastAsia="David" w:hAnsi="David"/>
+          <w:noProof/>
           <w:sz w:val="24"/>
           <w:szCs w:val="24"/>
           <w:rtl/>
@@ -658,6 +699,7 @@
       <w:r>
         <w:rPr>
           <w:rFonts w:ascii="David" w:cs="David" w:eastAsia="David" w:hAnsi="David"/>
+          <w:noProof/>
           <w:sz w:val="24"/>
           <w:szCs w:val="24"/>
           <w:rtl/>
@@ -676,6 +718,7 @@
       <w:r>
         <w:rPr>
           <w:rFonts w:ascii="David" w:cs="David" w:eastAsia="David" w:hAnsi="David"/>
+          <w:noProof/>
           <w:b/>
           <w:bCs/>
           <w:color w:val="000000"/>
@@ -695,6 +738,7 @@
       <w:r>
         <w:rPr>
           <w:rFonts w:ascii="David" w:cs="David" w:eastAsia="David" w:hAnsi="David"/>
+          <w:noProof/>
           <w:sz w:val="24"/>
           <w:szCs w:val="24"/>
           <w:rtl/>
@@ -711,6 +755,7 @@
       <w:r>
         <w:rPr>
           <w:rFonts w:ascii="David" w:cs="David" w:eastAsia="David" w:hAnsi="David"/>
+          <w:noProof/>
           <w:sz w:val="24"/>
           <w:szCs w:val="24"/>
           <w:rtl/>
@@ -727,6 +772,7 @@
       <w:r>
         <w:rPr>
           <w:rFonts w:ascii="David" w:cs="David" w:eastAsia="David" w:hAnsi="David"/>
+          <w:noProof/>
           <w:sz w:val="24"/>
           <w:szCs w:val="24"/>
           <w:rtl/>
@@ -743,6 +789,7 @@
       <w:r>
         <w:rPr>
           <w:rFonts w:ascii="David" w:cs="David" w:eastAsia="David" w:hAnsi="David"/>
+          <w:noProof/>
           <w:sz w:val="24"/>
           <w:szCs w:val="24"/>
           <w:rtl/>
@@ -759,6 +806,7 @@
       <w:r>
         <w:rPr>
           <w:rFonts w:ascii="David" w:cs="David" w:eastAsia="David" w:hAnsi="David"/>
+          <w:noProof/>
           <w:sz w:val="24"/>
           <w:szCs w:val="24"/>
           <w:rtl/>
